--- a/Project_Animagus/작업 일지/광신_작업일지/작업일지(250421-250427).docx
+++ b/Project_Animagus/작업 일지/광신_작업일지/작업일지(250421-250427).docx
@@ -65,6 +65,7 @@
             <w:pPr>
               <w:jc w:val="center"/>
               <w:rPr>
+                <w:rFonts w:hint="eastAsia"/>
                 <w:b/>
                 <w:sz w:val="18"/>
               </w:rPr>
@@ -75,7 +76,7 @@
                 <w:b/>
                 <w:sz w:val="18"/>
               </w:rPr>
-              <w:t>2018180042</w:t>
+              <w:t>2020182003</w:t>
             </w:r>
             <w:r>
               <w:rPr>
@@ -90,52 +91,7 @@
                 <w:b/>
                 <w:sz w:val="18"/>
               </w:rPr>
-              <w:t>지태준</w:t>
-            </w:r>
-          </w:p>
-          <w:p>
-            <w:pPr>
-              <w:jc w:val="center"/>
-              <w:rPr>
-                <w:b/>
-                <w:sz w:val="18"/>
-              </w:rPr>
-            </w:pPr>
-            <w:r>
-              <w:rPr>
-                <w:rFonts w:hint="eastAsia"/>
-                <w:b/>
-                <w:sz w:val="18"/>
-              </w:rPr>
-              <w:t>2020182003</w:t>
-            </w:r>
-            <w:r>
-              <w:rPr>
-                <w:b/>
-                <w:sz w:val="18"/>
-              </w:rPr>
-              <w:t xml:space="preserve"> </w:t>
-            </w:r>
-            <w:r>
-              <w:rPr>
-                <w:rFonts w:hint="eastAsia"/>
-                <w:b/>
-                <w:sz w:val="18"/>
-              </w:rPr>
               <w:t>고광신</w:t>
-            </w:r>
-          </w:p>
-          <w:p>
-            <w:pPr>
-              <w:jc w:val="center"/>
-            </w:pPr>
-            <w:r>
-              <w:rPr>
-                <w:rFonts w:hint="eastAsia"/>
-                <w:b/>
-                <w:sz w:val="18"/>
-              </w:rPr>
-              <w:t>2020182040 조환희</w:t>
             </w:r>
           </w:p>
         </w:tc>
@@ -226,9 +182,17 @@
             <w:pPr>
               <w:jc w:val="center"/>
               <w:rPr>
-                <w:b/>
-              </w:rPr>
-            </w:pPr>
+                <w:rFonts w:hint="eastAsia"/>
+                <w:b/>
+              </w:rPr>
+            </w:pPr>
+            <w:r>
+              <w:rPr>
+                <w:rFonts w:hint="eastAsia"/>
+                <w:b/>
+              </w:rPr>
+              <w:t>19</w:t>
+            </w:r>
           </w:p>
         </w:tc>
         <w:tc>
@@ -263,7 +227,6 @@
             <w:pPr>
               <w:jc w:val="center"/>
               <w:rPr>
-                <w:rFonts w:hint="eastAsia"/>
                 <w:b/>
               </w:rPr>
             </w:pPr>
@@ -280,7 +243,7 @@
                 <w:b/>
                 <w:sz w:val="22"/>
               </w:rPr>
-              <w:t>4</w:t>
+              <w:t>5</w:t>
             </w:r>
             <w:r>
               <w:rPr>
@@ -295,7 +258,7 @@
                 <w:b/>
                 <w:sz w:val="22"/>
               </w:rPr>
-              <w:t>12</w:t>
+              <w:t>04</w:t>
             </w:r>
             <w:r>
               <w:rPr>
@@ -310,7 +273,7 @@
                 <w:b/>
                 <w:sz w:val="22"/>
               </w:rPr>
-              <w:t>23</w:t>
+              <w:t>21</w:t>
             </w:r>
             <w:r>
               <w:rPr>
@@ -325,22 +288,22 @@
                 <w:b/>
                 <w:sz w:val="22"/>
               </w:rPr>
-              <w:t>4</w:t>
-            </w:r>
-            <w:r>
-              <w:rPr>
-                <w:b/>
-                <w:sz w:val="22"/>
-              </w:rPr>
-              <w:t>.</w:t>
-            </w:r>
-            <w:r>
-              <w:rPr>
-                <w:rFonts w:hint="eastAsia"/>
-                <w:b/>
-                <w:sz w:val="22"/>
-              </w:rPr>
-              <w:t>12.29</w:t>
+              <w:t>5</w:t>
+            </w:r>
+            <w:r>
+              <w:rPr>
+                <w:b/>
+                <w:sz w:val="22"/>
+              </w:rPr>
+              <w:t>.0</w:t>
+            </w:r>
+            <w:r>
+              <w:rPr>
+                <w:rFonts w:hint="eastAsia"/>
+                <w:b/>
+                <w:sz w:val="22"/>
+              </w:rPr>
+              <w:t>4.27</w:t>
             </w:r>
           </w:p>
         </w:tc>
@@ -431,66 +394,12 @@
           </w:tcPr>
           <w:p>
             <w:pPr>
-              <w:pStyle w:val="a4"/>
-              <w:numPr>
-                <w:ilvl w:val="0"/>
-                <w:numId w:val="2"/>
-              </w:numPr>
-              <w:ind w:leftChars="0"/>
               <w:jc w:val="left"/>
               <w:rPr>
-                <w:b/>
-              </w:rPr>
-            </w:pPr>
-            <w:r>
-              <w:rPr>
-                <w:rFonts w:hint="eastAsia"/>
-                <w:b/>
-              </w:rPr>
-              <w:t>지태준</w:t>
-            </w:r>
-          </w:p>
-          <w:p>
-            <w:pPr>
-              <w:pStyle w:val="a4"/>
-              <w:numPr>
-                <w:ilvl w:val="0"/>
-                <w:numId w:val="2"/>
-              </w:numPr>
-              <w:ind w:leftChars="0"/>
-              <w:jc w:val="left"/>
-              <w:rPr>
-                <w:b/>
-              </w:rPr>
-            </w:pPr>
-            <w:r>
-              <w:rPr>
-                <w:rFonts w:hint="eastAsia"/>
-                <w:b/>
-              </w:rPr>
-              <w:t>고광신</w:t>
-            </w:r>
-          </w:p>
-          <w:p>
-            <w:pPr>
-              <w:pStyle w:val="a4"/>
-              <w:numPr>
-                <w:ilvl w:val="0"/>
-                <w:numId w:val="2"/>
-              </w:numPr>
-              <w:ind w:leftChars="0"/>
-              <w:jc w:val="left"/>
-              <w:rPr>
-                <w:b/>
-              </w:rPr>
-            </w:pPr>
-            <w:r>
-              <w:rPr>
-                <w:rFonts w:hint="eastAsia"/>
-                <w:b/>
-              </w:rPr>
-              <w:t>조환희</w:t>
-            </w:r>
+                <w:rFonts w:hint="eastAsia"/>
+                <w:b/>
+              </w:rPr>
+            </w:pPr>
           </w:p>
         </w:tc>
       </w:tr>
@@ -517,73 +426,6 @@
           <w:sz w:val="22"/>
         </w:rPr>
         <w:t>&lt;상세 수행내용&gt;</w:t>
-      </w:r>
-    </w:p>
-    <w:p>
-      <w:pPr>
-        <w:pStyle w:val="a4"/>
-        <w:numPr>
-          <w:ilvl w:val="1"/>
-          <w:numId w:val="1"/>
-        </w:numPr>
-        <w:ind w:leftChars="0"/>
-        <w:rPr>
-          <w:sz w:val="22"/>
-        </w:rPr>
-      </w:pPr>
-      <w:r>
-        <w:rPr>
-          <w:rFonts w:hint="eastAsia"/>
-          <w:b/>
-          <w:sz w:val="28"/>
-          <w:szCs w:val="28"/>
-        </w:rPr>
-        <w:t>지태준</w:t>
-      </w:r>
-    </w:p>
-    <w:p>
-      <w:pPr>
-        <w:pStyle w:val="a4"/>
-        <w:numPr>
-          <w:ilvl w:val="1"/>
-          <w:numId w:val="1"/>
-        </w:numPr>
-        <w:ind w:leftChars="0"/>
-        <w:rPr>
-          <w:sz w:val="22"/>
-        </w:rPr>
-      </w:pPr>
-      <w:r>
-        <w:rPr>
-          <w:rFonts w:hint="eastAsia"/>
-          <w:b/>
-          <w:sz w:val="28"/>
-          <w:szCs w:val="28"/>
-        </w:rPr>
-        <w:t>고광신</w:t>
-      </w:r>
-    </w:p>
-    <w:p>
-      <w:pPr>
-        <w:pStyle w:val="a4"/>
-        <w:numPr>
-          <w:ilvl w:val="1"/>
-          <w:numId w:val="1"/>
-        </w:numPr>
-        <w:ind w:leftChars="0"/>
-        <w:rPr>
-          <w:rFonts w:hint="eastAsia"/>
-          <w:sz w:val="22"/>
-        </w:rPr>
-      </w:pPr>
-      <w:r>
-        <w:rPr>
-          <w:rFonts w:hint="eastAsia"/>
-          <w:b/>
-          <w:sz w:val="28"/>
-          <w:szCs w:val="28"/>
-        </w:rPr>
-        <w:t>조환희</w:t>
       </w:r>
       <w:r>
         <w:rPr>
@@ -735,6 +577,14 @@
                 <w:sz w:val="22"/>
               </w:rPr>
             </w:pPr>
+            <w:r>
+              <w:rPr>
+                <w:rFonts w:hint="eastAsia"/>
+                <w:b/>
+                <w:sz w:val="22"/>
+              </w:rPr>
+              <w:t>20</w:t>
+            </w:r>
           </w:p>
         </w:tc>
         <w:tc>
@@ -768,6 +618,9 @@
           <w:p>
             <w:pPr>
               <w:jc w:val="center"/>
+              <w:rPr>
+                <w:rFonts w:hint="eastAsia"/>
+              </w:rPr>
             </w:pPr>
             <w:r>
               <w:rPr>
@@ -782,7 +635,7 @@
                 <w:b/>
                 <w:sz w:val="22"/>
               </w:rPr>
-              <w:t>4</w:t>
+              <w:t>5</w:t>
             </w:r>
             <w:r>
               <w:rPr>
@@ -793,10 +646,18 @@
             </w:r>
             <w:r>
               <w:rPr>
-                <w:b/>
-                <w:sz w:val="22"/>
-              </w:rPr>
-              <w:t>1</w:t>
+                <w:rFonts w:hint="eastAsia"/>
+                <w:b/>
+                <w:sz w:val="22"/>
+              </w:rPr>
+              <w:t>04</w:t>
+            </w:r>
+            <w:r>
+              <w:rPr>
+                <w:b/>
+                <w:sz w:val="22"/>
+              </w:rPr>
+              <w:t>.</w:t>
             </w:r>
             <w:r>
               <w:rPr>
@@ -808,6 +669,45 @@
             </w:r>
             <w:r>
               <w:rPr>
+                <w:rFonts w:hint="eastAsia"/>
+                <w:b/>
+                <w:sz w:val="22"/>
+              </w:rPr>
+              <w:t>8</w:t>
+            </w:r>
+            <w:r>
+              <w:rPr>
+                <w:b/>
+                <w:sz w:val="22"/>
+              </w:rPr>
+              <w:t>~202</w:t>
+            </w:r>
+            <w:r>
+              <w:rPr>
+                <w:rFonts w:hint="eastAsia"/>
+                <w:b/>
+                <w:sz w:val="22"/>
+              </w:rPr>
+              <w:t>5</w:t>
+            </w:r>
+            <w:r>
+              <w:rPr>
+                <w:b/>
+                <w:sz w:val="22"/>
+              </w:rPr>
+              <w:t>.0</w:t>
+            </w:r>
+            <w:r>
+              <w:rPr>
+                <w:rFonts w:hint="eastAsia"/>
+                <w:b/>
+                <w:sz w:val="22"/>
+              </w:rPr>
+              <w:t>5</w:t>
+            </w:r>
+            <w:r>
+              <w:rPr>
+                <w:rFonts w:hint="eastAsia"/>
                 <w:b/>
                 <w:sz w:val="22"/>
               </w:rPr>
@@ -819,51 +719,7 @@
                 <w:b/>
                 <w:sz w:val="22"/>
               </w:rPr>
-              <w:t>30</w:t>
-            </w:r>
-            <w:r>
-              <w:rPr>
-                <w:b/>
-                <w:sz w:val="22"/>
-              </w:rPr>
-              <w:t>~202</w:t>
-            </w:r>
-            <w:r>
-              <w:rPr>
-                <w:rFonts w:hint="eastAsia"/>
-                <w:b/>
-                <w:sz w:val="22"/>
-              </w:rPr>
-              <w:t>5</w:t>
-            </w:r>
-            <w:r>
-              <w:rPr>
-                <w:b/>
-                <w:sz w:val="22"/>
-              </w:rPr>
-              <w:t>.0</w:t>
-            </w:r>
-            <w:r>
-              <w:rPr>
-                <w:b/>
-                <w:sz w:val="22"/>
-              </w:rPr>
-              <w:t>1</w:t>
-            </w:r>
-            <w:r>
-              <w:rPr>
-                <w:b/>
-                <w:sz w:val="22"/>
-              </w:rPr>
-              <w:t>.</w:t>
-            </w:r>
-            <w:r>
-              <w:rPr>
-                <w:rFonts w:hint="eastAsia"/>
-                <w:b/>
-                <w:sz w:val="22"/>
-              </w:rPr>
-              <w:t>05</w:t>
+              <w:t>04</w:t>
             </w:r>
           </w:p>
         </w:tc>
@@ -902,52 +758,13 @@
             <w:vAlign w:val="center"/>
           </w:tcPr>
           <w:p>
-            <w:r>
-              <w:rPr>
-                <w:rFonts w:hint="eastAsia"/>
-              </w:rPr>
-              <w:t>지태준</w:t>
-            </w:r>
-            <w:r>
-              <w:rPr>
-                <w:rFonts w:hint="eastAsia"/>
-              </w:rPr>
-              <w:t>:</w:t>
-            </w:r>
-            <w:r>
-              <w:t xml:space="preserve"> </w:t>
-            </w:r>
-          </w:p>
-          <w:p>
-            <w:r>
-              <w:rPr>
-                <w:rFonts w:hint="eastAsia"/>
-              </w:rPr>
-              <w:t>고광신</w:t>
-            </w:r>
-            <w:r>
-              <w:rPr>
-                <w:rFonts w:hint="eastAsia"/>
-              </w:rPr>
-              <w:t>:</w:t>
-            </w:r>
-            <w:r>
-              <w:t xml:space="preserve"> </w:t>
-            </w:r>
-          </w:p>
-          <w:p>
-            <w:r>
-              <w:rPr>
-                <w:rFonts w:hint="eastAsia"/>
-              </w:rPr>
-              <w:t>조환희</w:t>
-            </w:r>
-            <w:r>
-              <w:rPr>
-                <w:rFonts w:hint="eastAsia"/>
-              </w:rPr>
-              <w:t>:</w:t>
-            </w:r>
+            <w:pPr>
+              <w:rPr>
+                <w:rFonts w:hint="eastAsia"/>
+              </w:rPr>
+            </w:pPr>
+          </w:p>
+          <w:p>
             <w:r>
               <w:t xml:space="preserve"> </w:t>
             </w:r>

--- a/Project_Animagus/작업 일지/광신_작업일지/작업일지(250421-250427).docx
+++ b/Project_Animagus/작업 일지/광신_작업일지/작업일지(250421-250427).docx
@@ -65,7 +65,6 @@
             <w:pPr>
               <w:jc w:val="center"/>
               <w:rPr>
-                <w:rFonts w:hint="eastAsia"/>
                 <w:b/>
                 <w:sz w:val="18"/>
               </w:rPr>
@@ -182,7 +181,6 @@
             <w:pPr>
               <w:jc w:val="center"/>
               <w:rPr>
-                <w:rFonts w:hint="eastAsia"/>
                 <w:b/>
               </w:rPr>
             </w:pPr>
@@ -396,10 +394,47 @@
             <w:pPr>
               <w:jc w:val="left"/>
               <w:rPr>
-                <w:rFonts w:hint="eastAsia"/>
-                <w:b/>
-              </w:rPr>
-            </w:pPr>
+                <w:b/>
+              </w:rPr>
+            </w:pPr>
+            <w:r>
+              <w:rPr>
+                <w:rFonts w:hint="eastAsia"/>
+                <w:b/>
+              </w:rPr>
+              <w:t>다른 투사체 스킬들도 상,하 공격이 가능하도록 수정</w:t>
+            </w:r>
+          </w:p>
+          <w:p>
+            <w:pPr>
+              <w:jc w:val="left"/>
+              <w:rPr>
+                <w:b/>
+              </w:rPr>
+            </w:pPr>
+            <w:r>
+              <w:rPr>
+                <w:rFonts w:hint="eastAsia"/>
+                <w:b/>
+              </w:rPr>
+              <w:t>장애물에 가려진 타겟을 확인하는 Decorator 노드를 추가</w:t>
+            </w:r>
+          </w:p>
+          <w:p>
+            <w:pPr>
+              <w:jc w:val="left"/>
+              <w:rPr>
+                <w:rFonts w:hint="eastAsia"/>
+                <w:b/>
+              </w:rPr>
+            </w:pPr>
+            <w:r>
+              <w:rPr>
+                <w:rFonts w:hint="eastAsia"/>
+                <w:b/>
+              </w:rPr>
+              <w:t>EQS 추가</w:t>
+            </w:r>
           </w:p>
         </w:tc>
       </w:tr>
@@ -433,6 +468,61 @@
         </w:rPr>
         <w:br/>
       </w:r>
+      <w:r>
+        <w:rPr>
+          <w:b/>
+          <w:noProof/>
+          <w:sz w:val="22"/>
+        </w:rPr>
+        <w:drawing>
+          <wp:inline distT="0" distB="0" distL="0" distR="0" wp14:anchorId="39A96DEC" wp14:editId="35D8893D">
+            <wp:extent cx="5568315" cy="4610100"/>
+            <wp:effectExtent l="0" t="0" r="0" b="0"/>
+            <wp:docPr id="1907928277" name="그림 1"/>
+            <wp:cNvGraphicFramePr>
+              <a:graphicFrameLocks xmlns:a="http://schemas.openxmlformats.org/drawingml/2006/main" noChangeAspect="1"/>
+            </wp:cNvGraphicFramePr>
+            <a:graphic xmlns:a="http://schemas.openxmlformats.org/drawingml/2006/main">
+              <a:graphicData uri="http://schemas.openxmlformats.org/drawingml/2006/picture">
+                <pic:pic xmlns:pic="http://schemas.openxmlformats.org/drawingml/2006/picture">
+                  <pic:nvPicPr>
+                    <pic:cNvPr id="0" name="Picture 1"/>
+                    <pic:cNvPicPr>
+                      <a:picLocks noChangeAspect="1" noChangeArrowheads="1"/>
+                    </pic:cNvPicPr>
+                  </pic:nvPicPr>
+                  <pic:blipFill>
+                    <a:blip r:embed="rId7">
+                      <a:extLst>
+                        <a:ext uri="{28A0092B-C50C-407E-A947-70E740481C1C}">
+                          <a14:useLocalDpi xmlns:a14="http://schemas.microsoft.com/office/drawing/2010/main" val="0"/>
+                        </a:ext>
+                      </a:extLst>
+                    </a:blip>
+                    <a:srcRect/>
+                    <a:stretch>
+                      <a:fillRect/>
+                    </a:stretch>
+                  </pic:blipFill>
+                  <pic:spPr bwMode="auto">
+                    <a:xfrm>
+                      <a:off x="0" y="0"/>
+                      <a:ext cx="5568315" cy="4610100"/>
+                    </a:xfrm>
+                    <a:prstGeom prst="rect">
+                      <a:avLst/>
+                    </a:prstGeom>
+                    <a:noFill/>
+                    <a:ln>
+                      <a:noFill/>
+                    </a:ln>
+                  </pic:spPr>
+                </pic:pic>
+              </a:graphicData>
+            </a:graphic>
+          </wp:inline>
+        </w:drawing>
+      </w:r>
     </w:p>
     <w:p>
       <w:pPr>
@@ -440,6 +530,163 @@
           <w:sz w:val="22"/>
         </w:rPr>
       </w:pPr>
+      <w:r>
+        <w:rPr>
+          <w:sz w:val="22"/>
+        </w:rPr>
+        <w:t>A</w:t>
+      </w:r>
+      <w:r>
+        <w:rPr>
+          <w:rFonts w:hint="eastAsia"/>
+          <w:sz w:val="22"/>
+        </w:rPr>
+        <w:t>I가 TargetActor를 시야로 감지하고 있는지 판단하는 데코레이터 노드를 만들어서 시야 판별 유틸리티 함수를 구현했음.</w:t>
+      </w:r>
+    </w:p>
+    <w:p>
+      <w:pPr>
+        <w:rPr>
+          <w:sz w:val="22"/>
+        </w:rPr>
+      </w:pPr>
+      <w:r>
+        <w:rPr>
+          <w:sz w:val="22"/>
+        </w:rPr>
+        <w:t>AI Perception 시스템에서 AIPerceptionComponent-&gt;GetActorsPerception 함수를 통해 AI가 감지한 여러 감각 정보(FStimulus)를 얻을 수 있다. 이때 각 감각 정보는 시야, 데미지 등 다양한 타입이 포함될 수 있</w:t>
+      </w:r>
+      <w:r>
+        <w:rPr>
+          <w:rFonts w:hint="eastAsia"/>
+          <w:sz w:val="22"/>
+        </w:rPr>
+        <w:t>으며</w:t>
+      </w:r>
+      <w:r>
+        <w:rPr>
+          <w:sz w:val="22"/>
+        </w:rPr>
+        <w:t xml:space="preserve"> 중요한 점은, AI Perception은 한 번 감지했던 정보도 일정 시간 동안 기억하고 있기 때문에, 감지 정보가 최신인지 만료되었는지를 꼭 검사해야 한다는 것이다.</w:t>
+      </w:r>
+    </w:p>
+    <w:p>
+      <w:pPr>
+        <w:rPr>
+          <w:sz w:val="22"/>
+        </w:rPr>
+      </w:pPr>
+      <w:r>
+        <w:rPr>
+          <w:sz w:val="22"/>
+        </w:rPr>
+        <w:t>FAIStimulus::WasSuccessfullySensed()는 해당 자극이 AI에게 감지된 적이 있음을 나타내며, 과거에 감지된 정보도 true를 반환할 수 있다. 즉, 감지 기록을 저장하기 때문에 한 번이라도 감지된 적이 있으면 항상 true가 될 수 있어서, 이것만으로 ‘현재도 감지 중인지’를 판별하기는 어렵다.</w:t>
+      </w:r>
+    </w:p>
+    <w:p>
+      <w:pPr>
+        <w:rPr>
+          <w:sz w:val="22"/>
+        </w:rPr>
+      </w:pPr>
+      <w:r>
+        <w:rPr>
+          <w:sz w:val="22"/>
+        </w:rPr>
+        <w:lastRenderedPageBreak/>
+        <w:t>반면, FAIStimulus::IsExpired()가 true이면 감지 정보가 오래되어 만료된 상태이고, false이면 아직 유효한 최신 정보임을 의미한다. 따라서, AI가 ‘지금도 감지 중인지’를 판단하려면, 감지 정보가 만료되지 않았고(IsExpired() == false), 실제로 감지된 상태(WasSuccessfullySensed() == true)인지를 동시에 확인해야 한다.</w:t>
+      </w:r>
+    </w:p>
+    <w:p>
+      <w:pPr>
+        <w:rPr>
+          <w:sz w:val="22"/>
+        </w:rPr>
+      </w:pPr>
+      <w:r>
+        <w:rPr>
+          <w:sz w:val="22"/>
+        </w:rPr>
+        <w:t>즉,</w:t>
+      </w:r>
+      <w:r>
+        <w:rPr>
+          <w:rFonts w:hint="eastAsia"/>
+          <w:sz w:val="22"/>
+        </w:rPr>
+        <w:t xml:space="preserve"> 위의 함수에 대한 의미는</w:t>
+      </w:r>
+      <w:r>
+        <w:rPr>
+          <w:sz w:val="22"/>
+        </w:rPr>
+        <w:br/>
+        <w:t>“감지 정보가 아직 만료되지 않았고, 실제로 감지된 상태라면 이를 AI가 현재도 대상(타겟)을 보고 있다고 간주한다.”</w:t>
+      </w:r>
+      <w:r>
+        <w:rPr>
+          <w:rFonts w:hint="eastAsia"/>
+          <w:sz w:val="22"/>
+        </w:rPr>
+        <w:t xml:space="preserve"> </w:t>
+      </w:r>
+      <w:r>
+        <w:rPr>
+          <w:sz w:val="22"/>
+        </w:rPr>
+        <w:t>라는 의미이다.</w:t>
+      </w:r>
+    </w:p>
+    <w:p>
+      <w:pPr>
+        <w:rPr>
+          <w:rFonts w:hint="eastAsia"/>
+          <w:sz w:val="22"/>
+        </w:rPr>
+      </w:pPr>
+    </w:p>
+    <w:p>
+      <w:pPr>
+        <w:rPr>
+          <w:rFonts w:hint="eastAsia"/>
+          <w:sz w:val="22"/>
+        </w:rPr>
+      </w:pPr>
+      <w:r>
+        <w:rPr>
+          <w:rFonts w:hint="eastAsia"/>
+          <w:sz w:val="22"/>
+        </w:rPr>
+        <w:t xml:space="preserve">이 노드를 </w:t>
+      </w:r>
+      <w:r>
+        <w:rPr>
+          <w:rFonts w:hint="eastAsia"/>
+          <w:sz w:val="22"/>
+        </w:rPr>
+        <w:t>활용하여</w:t>
+      </w:r>
+      <w:r>
+        <w:rPr>
+          <w:rFonts w:hint="eastAsia"/>
+          <w:sz w:val="22"/>
+        </w:rPr>
+        <w:t xml:space="preserve"> 공격하기 전에 적이 시야에 판별되는지 판단하고 장애물에 가려진 상태면 EQS를 통해 타겟 주변 위치를 </w:t>
+      </w:r>
+      <w:r>
+        <w:rPr>
+          <w:rFonts w:hint="eastAsia"/>
+          <w:sz w:val="22"/>
+        </w:rPr>
+        <w:t xml:space="preserve">유요한 위치로 필터 및 스코어 처리해서 </w:t>
+      </w:r>
+      <w:r>
+        <w:rPr>
+          <w:rFonts w:hint="eastAsia"/>
+          <w:sz w:val="22"/>
+        </w:rPr>
+        <w:t>탐색하도록 수정했음</w:t>
+      </w:r>
     </w:p>
     <w:p>
       <w:pPr>
@@ -448,6 +695,7 @@
         <w:autoSpaceDE/>
         <w:autoSpaceDN/>
         <w:rPr>
+          <w:rFonts w:hint="eastAsia"/>
           <w:sz w:val="4"/>
         </w:rPr>
       </w:pPr>
@@ -618,9 +866,6 @@
           <w:p>
             <w:pPr>
               <w:jc w:val="center"/>
-              <w:rPr>
-                <w:rFonts w:hint="eastAsia"/>
-              </w:rPr>
             </w:pPr>
             <w:r>
               <w:rPr>
@@ -665,15 +910,7 @@
                 <w:b/>
                 <w:sz w:val="22"/>
               </w:rPr>
-              <w:t>2</w:t>
-            </w:r>
-            <w:r>
-              <w:rPr>
-                <w:rFonts w:hint="eastAsia"/>
-                <w:b/>
-                <w:sz w:val="22"/>
-              </w:rPr>
-              <w:t>8</w:t>
+              <w:t>28</w:t>
             </w:r>
             <w:r>
               <w:rPr>
@@ -703,23 +940,7 @@
                 <w:b/>
                 <w:sz w:val="22"/>
               </w:rPr>
-              <w:t>5</w:t>
-            </w:r>
-            <w:r>
-              <w:rPr>
-                <w:rFonts w:hint="eastAsia"/>
-                <w:b/>
-                <w:sz w:val="22"/>
-              </w:rPr>
-              <w:t>.</w:t>
-            </w:r>
-            <w:r>
-              <w:rPr>
-                <w:rFonts w:hint="eastAsia"/>
-                <w:b/>
-                <w:sz w:val="22"/>
-              </w:rPr>
-              <w:t>04</w:t>
+              <w:t>5.04</w:t>
             </w:r>
           </w:p>
         </w:tc>
@@ -758,17 +979,73 @@
             <w:vAlign w:val="center"/>
           </w:tcPr>
           <w:p>
-            <w:pPr>
-              <w:rPr>
-                <w:rFonts w:hint="eastAsia"/>
-              </w:rPr>
-            </w:pPr>
-          </w:p>
-          <w:p>
-            <w:r>
-              <w:t xml:space="preserve"> </w:t>
-            </w:r>
-          </w:p>
+            <w:r>
+              <w:rPr>
+                <w:rFonts w:hint="eastAsia"/>
+              </w:rPr>
+              <w:t>중간 심사가 5월 12일이기 때문</w:t>
+            </w:r>
+            <w:r>
+              <w:rPr>
+                <w:rFonts w:hint="eastAsia"/>
+              </w:rPr>
+              <w:t>에 버그 및 기능을 추가할 것이다.</w:t>
+            </w:r>
+          </w:p>
+          <w:p>
+            <w:r>
+              <w:rPr>
+                <w:rFonts w:hint="eastAsia"/>
+              </w:rPr>
+              <w:t>Nav Mesh에 벗어나면 고장나는 버그 수정</w:t>
+            </w:r>
+          </w:p>
+          <w:p>
+            <w:r>
+              <w:rPr>
+                <w:rFonts w:hint="eastAsia"/>
+              </w:rPr>
+              <w:t>스킬 조건을 분기해서 조건에 맞게 사용하도록 수정</w:t>
+            </w:r>
+          </w:p>
+          <w:p>
+            <w:r>
+              <w:rPr>
+                <w:rFonts w:hint="eastAsia"/>
+              </w:rPr>
+              <w:t>AI 급회전 버그 수정</w:t>
+            </w:r>
+          </w:p>
+          <w:p>
+            <w:r>
+              <w:rPr>
+                <w:rFonts w:hint="eastAsia"/>
+              </w:rPr>
+              <w:t>순찰 범위 수정</w:t>
+            </w:r>
+          </w:p>
+          <w:p>
+            <w:r>
+              <w:rPr>
+                <w:rFonts w:hint="eastAsia"/>
+              </w:rPr>
+              <w:t>점프 끝에서 공격하도록</w:t>
+            </w:r>
+          </w:p>
+          <w:p>
+            <w:pPr>
+              <w:rPr>
+                <w:rFonts w:hint="eastAsia"/>
+              </w:rPr>
+            </w:pPr>
+            <w:r>
+              <w:rPr>
+                <w:rFonts w:hint="eastAsia"/>
+              </w:rPr>
+              <w:t>피격 맞으면 인식해서 타겟 설정하기 -&gt; 지금까진 시야 감각만 사용했음</w:t>
+            </w:r>
+          </w:p>
+          <w:p/>
         </w:tc>
       </w:tr>
       <w:tr>
@@ -1547,7 +1824,6 @@
   <w:style w:type="character" w:default="1" w:styleId="a0">
     <w:name w:val="Default Paragraph Font"/>
     <w:uiPriority w:val="1"/>
-    <w:semiHidden/>
     <w:unhideWhenUsed/>
   </w:style>
   <w:style w:type="table" w:default="1" w:styleId="a1">

--- a/Project_Animagus/작업 일지/광신_작업일지/작업일지(250421-250427).docx
+++ b/Project_Animagus/작업 일지/광신_작업일지/작업일지(250421-250427).docx
@@ -189,7 +189,14 @@
                 <w:rFonts w:hint="eastAsia"/>
                 <w:b/>
               </w:rPr>
-              <w:t>19</w:t>
+              <w:t>1</w:t>
+            </w:r>
+            <w:r>
+              <w:rPr>
+                <w:rFonts w:hint="eastAsia"/>
+                <w:b/>
+              </w:rPr>
+              <w:t>8</w:t>
             </w:r>
           </w:p>
         </w:tc>
@@ -424,7 +431,6 @@
             <w:pPr>
               <w:jc w:val="left"/>
               <w:rPr>
-                <w:rFonts w:hint="eastAsia"/>
                 <w:b/>
               </w:rPr>
             </w:pPr>
@@ -640,7 +646,6 @@
     <w:p>
       <w:pPr>
         <w:rPr>
-          <w:rFonts w:hint="eastAsia"/>
           <w:sz w:val="22"/>
         </w:rPr>
       </w:pPr>
@@ -648,7 +653,6 @@
     <w:p>
       <w:pPr>
         <w:rPr>
-          <w:rFonts w:hint="eastAsia"/>
           <w:sz w:val="22"/>
         </w:rPr>
       </w:pPr>
@@ -695,7 +699,6 @@
         <w:autoSpaceDE/>
         <w:autoSpaceDN/>
         <w:rPr>
-          <w:rFonts w:hint="eastAsia"/>
           <w:sz w:val="4"/>
         </w:rPr>
       </w:pPr>
@@ -821,17 +824,18 @@
             <w:pPr>
               <w:jc w:val="center"/>
               <w:rPr>
-                <w:b/>
-                <w:sz w:val="22"/>
-              </w:rPr>
-            </w:pPr>
-            <w:r>
-              <w:rPr>
-                <w:rFonts w:hint="eastAsia"/>
-                <w:b/>
-                <w:sz w:val="22"/>
-              </w:rPr>
-              <w:t>20</w:t>
+                <w:rFonts w:hint="eastAsia"/>
+                <w:b/>
+                <w:sz w:val="22"/>
+              </w:rPr>
+            </w:pPr>
+            <w:r>
+              <w:rPr>
+                <w:rFonts w:hint="eastAsia"/>
+                <w:b/>
+                <w:sz w:val="22"/>
+              </w:rPr>
+              <w:t>19</w:t>
             </w:r>
           </w:p>
         </w:tc>
@@ -1033,11 +1037,6 @@
             </w:r>
           </w:p>
           <w:p>
-            <w:pPr>
-              <w:rPr>
-                <w:rFonts w:hint="eastAsia"/>
-              </w:rPr>
-            </w:pPr>
             <w:r>
               <w:rPr>
                 <w:rFonts w:hint="eastAsia"/>
@@ -1824,6 +1823,7 @@
   <w:style w:type="character" w:default="1" w:styleId="a0">
     <w:name w:val="Default Paragraph Font"/>
     <w:uiPriority w:val="1"/>
+    <w:semiHidden/>
     <w:unhideWhenUsed/>
   </w:style>
   <w:style w:type="table" w:default="1" w:styleId="a1">
